--- a/周报/孙玮利2.docx
+++ b/周报/孙玮利2.docx
@@ -188,7 +188,14 @@
                 <w:rFonts w:ascii="宋体" w:eastAsia="宋体" w:hAnsi="宋体" w:cs="宋体" w:hint="eastAsia"/>
                 <w:color w:val="000000"/>
               </w:rPr>
-              <w:t>2025．2.26</w:t>
+              <w:t>2025．</w:t>
+            </w:r>
+            <w:r>
+              <w:rPr>
+                <w:rFonts w:ascii="宋体" w:eastAsia="宋体" w:hAnsi="宋体" w:cs="宋体" w:hint="eastAsia"/>
+                <w:color w:val="000000"/>
+              </w:rPr>
+              <w:t>3.5</w:t>
             </w:r>
           </w:p>
         </w:tc>
@@ -333,10 +340,28 @@
             <w:pPr>
               <w:textAlignment w:val="top"/>
               <w:rPr>
+                <w:rFonts w:ascii="宋体" w:eastAsia="宋体" w:hAnsi="宋体" w:cs="宋体" w:hint="eastAsia"/>
+                <w:color w:val="000000"/>
+                <w:lang w:bidi="ar"/>
+              </w:rPr>
+            </w:pPr>
+            <w:r>
+              <w:rPr>
                 <w:rFonts w:ascii="宋体" w:eastAsia="宋体" w:hAnsi="宋体" w:cs="宋体"/>
                 <w:color w:val="000000"/>
                 <w:lang w:bidi="ar"/>
               </w:rPr>
+              <w:t>  负责策划书AI健康建议模块的撰写，详细描述ERNIE-Speed模型的应用。</w:t>
+            </w:r>
+          </w:p>
+          <w:p>
+            <w:pPr>
+              <w:textAlignment w:val="top"/>
+              <w:rPr>
+                <w:rFonts w:ascii="宋体" w:eastAsia="宋体" w:hAnsi="宋体" w:cs="宋体" w:hint="eastAsia"/>
+                <w:color w:val="000000"/>
+                <w:lang w:bidi="ar"/>
+              </w:rPr>
             </w:pPr>
             <w:r>
               <w:rPr>
@@ -344,17 +369,53 @@
                 <w:color w:val="000000"/>
                 <w:lang w:bidi="ar"/>
               </w:rPr>
-              <w:t>  负责策划书AI健康建议模块的撰写，详细描述ERNIE-Speed模型的应用。</w:t>
+              <w:t>  收集策划书审查反馈，调整AI模块的输入、输出格式。</w:t>
             </w:r>
           </w:p>
           <w:p>
             <w:pPr>
               <w:textAlignment w:val="top"/>
               <w:rPr>
+                <w:rFonts w:ascii="宋体" w:eastAsia="宋体" w:hAnsi="宋体" w:cs="宋体" w:hint="eastAsia"/>
+                <w:color w:val="000000"/>
+                <w:lang w:bidi="ar"/>
+              </w:rPr>
+            </w:pPr>
+            <w:r>
+              <w:rPr>
                 <w:rFonts w:ascii="宋体" w:eastAsia="宋体" w:hAnsi="宋体" w:cs="宋体"/>
                 <w:color w:val="000000"/>
                 <w:lang w:bidi="ar"/>
               </w:rPr>
+              <w:t>  研究ERNIE-Speed API的使用方法，测试基础调用代码。</w:t>
+            </w:r>
+          </w:p>
+          <w:p>
+            <w:pPr>
+              <w:textAlignment w:val="top"/>
+              <w:rPr>
+                <w:rFonts w:ascii="宋体" w:eastAsia="宋体" w:hAnsi="宋体" w:cs="宋体" w:hint="eastAsia"/>
+                <w:color w:val="000000"/>
+                <w:lang w:bidi="ar"/>
+              </w:rPr>
+            </w:pPr>
+            <w:r>
+              <w:rPr>
+                <w:rFonts w:ascii="宋体" w:eastAsia="宋体" w:hAnsi="宋体" w:cs="宋体" w:hint="eastAsia"/>
+                <w:color w:val="000000"/>
+                <w:lang w:bidi="ar"/>
+              </w:rPr>
+              <w:t>未完成的内容：</w:t>
+            </w:r>
+          </w:p>
+          <w:p>
+            <w:pPr>
+              <w:textAlignment w:val="top"/>
+              <w:rPr>
+                <w:rFonts w:ascii="宋体" w:eastAsia="宋体" w:hAnsi="宋体" w:cs="宋体" w:hint="eastAsia"/>
+                <w:color w:val="000000"/>
+                <w:lang w:bidi="ar"/>
+              </w:rPr>
             </w:pPr>
             <w:r>
               <w:rPr>
@@ -362,68 +423,14 @@
                 <w:color w:val="000000"/>
                 <w:lang w:bidi="ar"/>
               </w:rPr>
-              <w:t>  收集策划书审查反馈，调整AI模块的输入、输出格式。</w:t>
+              <w:t>  AI模型的具体数据交互流程仍需优化，尚未完全确定最终方案。</w:t>
             </w:r>
           </w:p>
           <w:p>
             <w:pPr>
               <w:textAlignment w:val="top"/>
               <w:rPr>
-                <w:rFonts w:ascii="宋体" w:eastAsia="宋体" w:hAnsi="宋体" w:cs="宋体"/>
-                <w:color w:val="000000"/>
-                <w:lang w:bidi="ar"/>
-              </w:rPr>
-            </w:pPr>
-            <w:r>
-              <w:rPr>
-                <w:rFonts w:ascii="宋体" w:eastAsia="宋体" w:hAnsi="宋体" w:cs="宋体"/>
-                <w:color w:val="000000"/>
-                <w:lang w:bidi="ar"/>
-              </w:rPr>
-              <w:t>  研究ERNIE-Speed API的使用方法，测试基础调用代码。</w:t>
-            </w:r>
-          </w:p>
-          <w:p>
-            <w:pPr>
-              <w:textAlignment w:val="top"/>
-              <w:rPr>
-                <w:rFonts w:ascii="宋体" w:eastAsia="宋体" w:hAnsi="宋体" w:cs="宋体" w:hint="eastAsia"/>
-                <w:color w:val="000000"/>
-                <w:lang w:bidi="ar"/>
-              </w:rPr>
-            </w:pPr>
-            <w:r>
-              <w:rPr>
-                <w:rFonts w:ascii="宋体" w:eastAsia="宋体" w:hAnsi="宋体" w:cs="宋体" w:hint="eastAsia"/>
-                <w:color w:val="000000"/>
-                <w:lang w:bidi="ar"/>
-              </w:rPr>
-              <w:t>未完成的内容：</w:t>
-            </w:r>
-          </w:p>
-          <w:p>
-            <w:pPr>
-              <w:textAlignment w:val="top"/>
-              <w:rPr>
-                <w:rFonts w:ascii="宋体" w:eastAsia="宋体" w:hAnsi="宋体" w:cs="宋体"/>
-                <w:color w:val="000000"/>
-                <w:lang w:bidi="ar"/>
-              </w:rPr>
-            </w:pPr>
-            <w:r>
-              <w:rPr>
-                <w:rFonts w:ascii="宋体" w:eastAsia="宋体" w:hAnsi="宋体" w:cs="宋体"/>
-                <w:color w:val="000000"/>
-                <w:lang w:bidi="ar"/>
-              </w:rPr>
-              <w:t>  AI模型的具体数据交互流程仍需优化，尚未完全确定最终方案。</w:t>
-            </w:r>
-          </w:p>
-          <w:p>
-            <w:pPr>
-              <w:textAlignment w:val="top"/>
-              <w:rPr>
-                <w:rFonts w:ascii="宋体" w:eastAsia="宋体" w:hAnsi="宋体" w:cs="宋体"/>
+                <w:rFonts w:ascii="宋体" w:eastAsia="宋体" w:hAnsi="宋体" w:cs="宋体" w:hint="eastAsia"/>
                 <w:color w:val="000000"/>
                 <w:lang w:bidi="ar"/>
               </w:rPr>
@@ -564,18 +571,26 @@
             <w:pPr>
               <w:textAlignment w:val="top"/>
               <w:rPr>
+                <w:rFonts w:ascii="宋体" w:eastAsia="宋体" w:hAnsi="宋体" w:cs="宋体" w:hint="eastAsia"/>
+                <w:color w:val="000000"/>
+                <w:lang w:bidi="ar"/>
+              </w:rPr>
+            </w:pPr>
+            <w:r>
+              <w:rPr>
                 <w:rFonts w:ascii="宋体" w:eastAsia="宋体" w:hAnsi="宋体" w:cs="宋体"/>
                 <w:color w:val="000000"/>
                 <w:lang w:bidi="ar"/>
               </w:rPr>
-            </w:pPr>
+              <w:t xml:space="preserve"> </w:t>
+            </w:r>
             <w:r>
               <w:rPr>
                 <w:rFonts w:ascii="宋体" w:eastAsia="宋体" w:hAnsi="宋体" w:cs="宋体"/>
                 <w:color w:val="000000"/>
                 <w:lang w:bidi="ar"/>
               </w:rPr>
-              <w:t xml:space="preserve"> </w:t>
+              <w:t xml:space="preserve"> </w:t>
             </w:r>
             <w:r>
               <w:rPr>
@@ -583,14 +598,6 @@
                 <w:color w:val="000000"/>
                 <w:lang w:bidi="ar"/>
               </w:rPr>
-              <w:t xml:space="preserve"> </w:t>
-            </w:r>
-            <w:r>
-              <w:rPr>
-                <w:rFonts w:ascii="宋体" w:eastAsia="宋体" w:hAnsi="宋体" w:cs="宋体"/>
-                <w:color w:val="000000"/>
-                <w:lang w:bidi="ar"/>
-              </w:rPr>
               <w:t>AI模型需要大量训练数据，但目前数据来源不够充足。</w:t>
             </w:r>
           </w:p>
@@ -598,7 +605,7 @@
             <w:pPr>
               <w:textAlignment w:val="top"/>
               <w:rPr>
-                <w:rFonts w:ascii="宋体" w:eastAsia="宋体" w:hAnsi="宋体" w:cs="宋体"/>
+                <w:rFonts w:ascii="宋体" w:eastAsia="宋体" w:hAnsi="宋体" w:cs="宋体" w:hint="eastAsia"/>
                 <w:color w:val="000000"/>
                 <w:lang w:bidi="ar"/>
               </w:rPr>
@@ -739,17 +746,17 @@
             <w:pPr>
               <w:textAlignment w:val="top"/>
               <w:rPr>
+                <w:rFonts w:ascii="宋体" w:eastAsia="宋体" w:hAnsi="宋体" w:cs="宋体" w:hint="eastAsia"/>
+                <w:color w:val="000000"/>
+                <w:lang w:bidi="ar"/>
+              </w:rPr>
+            </w:pPr>
+            <w:r>
+              <w:rPr>
                 <w:rFonts w:ascii="宋体" w:eastAsia="宋体" w:hAnsi="宋体" w:cs="宋体"/>
                 <w:color w:val="000000"/>
                 <w:lang w:bidi="ar"/>
               </w:rPr>
-            </w:pPr>
-            <w:r>
-              <w:rPr>
-                <w:rFonts w:ascii="宋体" w:eastAsia="宋体" w:hAnsi="宋体" w:cs="宋体"/>
-                <w:color w:val="000000"/>
-                <w:lang w:bidi="ar"/>
-              </w:rPr>
               <w:t>  调研开源健康数据集，筛选适合的AI训练数据。</w:t>
             </w:r>
           </w:p>
@@ -757,7 +764,7 @@
             <w:pPr>
               <w:textAlignment w:val="top"/>
               <w:rPr>
-                <w:rFonts w:ascii="宋体" w:eastAsia="宋体" w:hAnsi="宋体" w:cs="宋体"/>
+                <w:rFonts w:ascii="宋体" w:eastAsia="宋体" w:hAnsi="宋体" w:cs="宋体" w:hint="eastAsia"/>
                 <w:color w:val="000000"/>
                 <w:lang w:bidi="ar"/>
               </w:rPr>
@@ -990,10 +997,28 @@
             <w:pPr>
               <w:textAlignment w:val="top"/>
               <w:rPr>
+                <w:rFonts w:ascii="宋体" w:eastAsia="宋体" w:hAnsi="宋体" w:cs="宋体" w:hint="eastAsia"/>
+                <w:color w:val="000000"/>
+                <w:lang w:bidi="ar"/>
+              </w:rPr>
+            </w:pPr>
+            <w:r>
+              <w:rPr>
                 <w:rFonts w:ascii="宋体" w:eastAsia="宋体" w:hAnsi="宋体" w:cs="宋体"/>
                 <w:color w:val="000000"/>
                 <w:lang w:bidi="ar"/>
               </w:rPr>
+              <w:t>  继续完善AI健康建议模块的策划，优化交互流程。</w:t>
+            </w:r>
+          </w:p>
+          <w:p>
+            <w:pPr>
+              <w:textAlignment w:val="top"/>
+              <w:rPr>
+                <w:rFonts w:ascii="宋体" w:eastAsia="宋体" w:hAnsi="宋体" w:cs="宋体" w:hint="eastAsia"/>
+                <w:color w:val="000000"/>
+                <w:lang w:bidi="ar"/>
+              </w:rPr>
             </w:pPr>
             <w:r>
               <w:rPr>
@@ -1001,32 +1026,14 @@
                 <w:color w:val="000000"/>
                 <w:lang w:bidi="ar"/>
               </w:rPr>
-              <w:t>  继续完善AI健康建议模块的策划，优化交互流程。</w:t>
+              <w:t>  研究AI训练数据的收集与整理，确保模型能生成有价值的建议。</w:t>
             </w:r>
           </w:p>
           <w:p>
             <w:pPr>
               <w:textAlignment w:val="top"/>
               <w:rPr>
-                <w:rFonts w:ascii="宋体" w:eastAsia="宋体" w:hAnsi="宋体" w:cs="宋体"/>
-                <w:color w:val="000000"/>
-                <w:lang w:bidi="ar"/>
-              </w:rPr>
-            </w:pPr>
-            <w:r>
-              <w:rPr>
-                <w:rFonts w:ascii="宋体" w:eastAsia="宋体" w:hAnsi="宋体" w:cs="宋体"/>
-                <w:color w:val="000000"/>
-                <w:lang w:bidi="ar"/>
-              </w:rPr>
-              <w:t>  研究AI训练数据的收集与整理，确保模型能生成有价值的建议。</w:t>
-            </w:r>
-          </w:p>
-          <w:p>
-            <w:pPr>
-              <w:textAlignment w:val="top"/>
-              <w:rPr>
-                <w:rFonts w:ascii="宋体" w:eastAsia="宋体" w:hAnsi="宋体" w:cs="宋体"/>
+                <w:rFonts w:ascii="宋体" w:eastAsia="宋体" w:hAnsi="宋体" w:cs="宋体" w:hint="eastAsia"/>
                 <w:color w:val="000000"/>
                 <w:lang w:bidi="ar"/>
               </w:rPr>
@@ -1906,6 +1913,7 @@
   <w:style w:type="character" w:default="1" w:styleId="a0">
     <w:name w:val="Default Paragraph Font"/>
     <w:uiPriority w:val="1"/>
+    <w:semiHidden/>
     <w:unhideWhenUsed/>
   </w:style>
   <w:style w:type="table" w:default="1" w:styleId="a1">
